--- a/common/template/document/contract_student_new.docx
+++ b/common/template/document/contract_student_new.docx
@@ -11,6 +11,7 @@
           <w:rStyle w:val="a4"/>
           <w:sz w:val="18"/>
           <w:szCs w:val="18"/>
+          <w:lang w:val="en-US"/>
         </w:rPr>
       </w:pPr>
       <w:r>
@@ -20,6 +21,53 @@
           <w:szCs w:val="18"/>
         </w:rPr>
         <w:t>ДОГОВОР</w:t>
+      </w:r>
+      <w:r>
+        <w:rPr>
+          <w:rStyle w:val="a4"/>
+          <w:sz w:val="18"/>
+          <w:szCs w:val="18"/>
+          <w:lang w:val="en-US"/>
+        </w:rPr>
+        <w:t xml:space="preserve"> </w:t>
+      </w:r>
+      <w:r>
+        <w:rPr>
+          <w:rStyle w:val="a4"/>
+          <w:sz w:val="18"/>
+          <w:szCs w:val="18"/>
+          <w:lang w:val="en-US"/>
+        </w:rPr>
+        <w:t>№</w:t>
+      </w:r>
+      <w:r>
+        <w:rPr>
+          <w:b/>
+          <w:bCs/>
+          <w:sz w:val="18"/>
+          <w:szCs w:val="18"/>
+          <w:lang w:val="en-US"/>
+        </w:rPr>
+        <w:t>[doc.student_fls]</w:t>
+      </w:r>
+      <w:r>
+        <w:rPr>
+          <w:rStyle w:val="a4"/>
+          <w:sz w:val="18"/>
+          <w:szCs w:val="18"/>
+          <w:lang w:val="en-US"/>
+        </w:rPr>
+        <w:t>-</w:t>
+      </w:r>
+      <w:r>
+        <w:rPr>
+          <w:b/>
+          <w:bCs/>
+          <w:sz w:val="18"/>
+          <w:szCs w:val="18"/>
+          <w:lang w:val="en-US"/>
+        </w:rPr>
+        <w:t>[doc.doc_date_year]</w:t>
       </w:r>
     </w:p>
     <w:p>
@@ -168,25 +216,7 @@
           <w:szCs w:val="18"/>
           <w:lang w:val="en-US"/>
         </w:rPr>
-        <w:t>[</w:t>
-      </w:r>
-      <w:proofErr w:type="spellStart"/>
-      <w:r>
-        <w:rPr>
-          <w:sz w:val="18"/>
-          <w:szCs w:val="18"/>
-          <w:lang w:val="en-US"/>
-        </w:rPr>
-        <w:t>doc.doc_date</w:t>
-      </w:r>
-      <w:proofErr w:type="spellEnd"/>
-      <w:r>
-        <w:rPr>
-          <w:sz w:val="18"/>
-          <w:szCs w:val="18"/>
-          <w:lang w:val="en-US"/>
-        </w:rPr>
-        <w:t>]</w:t>
+        <w:t>[doc.doc_date]</w:t>
       </w:r>
     </w:p>
     <w:p>
@@ -245,58 +275,7 @@
                 <w:szCs w:val="18"/>
                 <w:lang w:val="en-US"/>
               </w:rPr>
-              <w:t>[</w:t>
-            </w:r>
-            <w:proofErr w:type="spellStart"/>
-            <w:r>
-              <w:rPr>
-                <w:b/>
-                <w:sz w:val="18"/>
-                <w:szCs w:val="18"/>
-                <w:lang w:val="en-US"/>
-              </w:rPr>
-              <w:t>doc.doc_signer</w:t>
-            </w:r>
-            <w:proofErr w:type="spellEnd"/>
-            <w:r>
-              <w:rPr>
-                <w:b/>
-                <w:sz w:val="18"/>
-                <w:szCs w:val="18"/>
-                <w:lang w:val="en-US"/>
-              </w:rPr>
-              <w:t>], [</w:t>
-            </w:r>
-            <w:proofErr w:type="spellStart"/>
-            <w:proofErr w:type="gramStart"/>
-            <w:r>
-              <w:rPr>
-                <w:b/>
-                <w:sz w:val="18"/>
-                <w:szCs w:val="18"/>
-                <w:lang w:val="en-US"/>
-              </w:rPr>
-              <w:t>doc.student</w:t>
-            </w:r>
-            <w:proofErr w:type="gramEnd"/>
-            <w:r>
-              <w:rPr>
-                <w:b/>
-                <w:sz w:val="18"/>
-                <w:szCs w:val="18"/>
-                <w:lang w:val="en-US"/>
-              </w:rPr>
-              <w:t>_relation</w:t>
-            </w:r>
-            <w:proofErr w:type="spellEnd"/>
-            <w:r>
-              <w:rPr>
-                <w:b/>
-                <w:sz w:val="18"/>
-                <w:szCs w:val="18"/>
-                <w:lang w:val="en-US"/>
-              </w:rPr>
-              <w:t>]</w:t>
+              <w:t>[doc.doc_signer], [doc.student_relation]</w:t>
             </w:r>
           </w:p>
         </w:tc>
@@ -349,23 +328,7 @@
           <w:sz w:val="18"/>
           <w:szCs w:val="18"/>
         </w:rPr>
-        <w:t xml:space="preserve">Государственное бюджетное учреждение дополнительного образования города Москвы «Детская школа искусств имени </w:t>
-      </w:r>
-      <w:proofErr w:type="spellStart"/>
-      <w:r>
-        <w:rPr>
-          <w:sz w:val="18"/>
-          <w:szCs w:val="18"/>
-        </w:rPr>
-        <w:t>И.Ф.Стравинского</w:t>
-      </w:r>
-      <w:proofErr w:type="spellEnd"/>
-      <w:r>
-        <w:rPr>
-          <w:sz w:val="18"/>
-          <w:szCs w:val="18"/>
-        </w:rPr>
-        <w:t>», осуществляющее образовательную деятельность на основании лицензии № 037443 от 27 апреля 2016 г. на осуществление образовательной деятельности, выданной Департаментом образования города Москвы и приказа Министерства образования и науки Российской Федерации от 25.10.2013 № 1185, именуемое в дальнейшем Исполнитель, в лице директора Карташевой Натальи Михайловны</w:t>
+        <w:t>Государственное бюджетное учреждение дополнительного образования города Москвы «Детская школа искусств имени И.Ф.Стравинского», осуществляющее образовательную деятельность на основании лицензии № 037443 от 27 апреля 2016 г. на осуществление образовательной деятельности, выданной Департаментом образования города Москвы и приказа Министерства образования и науки Российской Федерации от 25.10.2013 № 1185, именуемое в дальнейшем Исполнитель, в лице директора Карташевой Натальи Михайловны</w:t>
       </w:r>
       <w:r>
         <w:rPr>
@@ -745,7 +708,6 @@
         </w:rPr>
         <w:t>[</w:t>
       </w:r>
-      <w:proofErr w:type="gramStart"/>
       <w:r>
         <w:rPr>
           <w:b/>
@@ -763,7 +725,6 @@
         </w:rPr>
         <w:t>.</w:t>
       </w:r>
-      <w:proofErr w:type="spellStart"/>
       <w:r>
         <w:rPr>
           <w:b/>
@@ -773,8 +734,6 @@
         </w:rPr>
         <w:t>programm</w:t>
       </w:r>
-      <w:proofErr w:type="spellEnd"/>
-      <w:proofErr w:type="gramEnd"/>
       <w:r>
         <w:rPr>
           <w:b/>
@@ -864,7 +823,6 @@
         </w:rPr>
         <w:t>[</w:t>
       </w:r>
-      <w:proofErr w:type="gramStart"/>
       <w:r>
         <w:rPr>
           <w:rFonts w:ascii="Times New Roman" w:hAnsi="Times New Roman"/>
@@ -891,7 +849,6 @@
         </w:rPr>
         <w:t>term</w:t>
       </w:r>
-      <w:proofErr w:type="gramEnd"/>
       <w:r>
         <w:rPr>
           <w:rFonts w:ascii="Times New Roman" w:hAnsi="Times New Roman"/>
@@ -1015,19 +972,16 @@
                 <w:szCs w:val="18"/>
                 <w:lang w:val="en-US"/>
               </w:rPr>
-              <w:t xml:space="preserve"> [</w:t>
-            </w:r>
-            <w:proofErr w:type="spellStart"/>
+              <w:t xml:space="preserve"> [doc.doc_contract_start] </w:t>
+            </w:r>
             <w:r>
               <w:rPr>
                 <w:rFonts w:ascii="Times New Roman" w:hAnsi="Times New Roman"/>
                 <w:sz w:val="18"/>
                 <w:szCs w:val="18"/>
-                <w:lang w:val="en-US"/>
-              </w:rPr>
-              <w:t>doc.doc_contract_start</w:t>
-            </w:r>
-            <w:proofErr w:type="spellEnd"/>
+              </w:rPr>
+              <w:t>г</w:t>
+            </w:r>
             <w:r>
               <w:rPr>
                 <w:rFonts w:ascii="Times New Roman" w:hAnsi="Times New Roman"/>
@@ -1035,7 +989,7 @@
                 <w:szCs w:val="18"/>
                 <w:lang w:val="en-US"/>
               </w:rPr>
-              <w:t xml:space="preserve">] </w:t>
+              <w:t xml:space="preserve">. </w:t>
             </w:r>
             <w:r>
               <w:rPr>
@@ -1043,7 +997,7 @@
                 <w:sz w:val="18"/>
                 <w:szCs w:val="18"/>
               </w:rPr>
-              <w:t>г</w:t>
+              <w:t>по</w:t>
             </w:r>
             <w:r>
               <w:rPr>
@@ -1052,44 +1006,7 @@
                 <w:szCs w:val="18"/>
                 <w:lang w:val="en-US"/>
               </w:rPr>
-              <w:t xml:space="preserve">. </w:t>
-            </w:r>
-            <w:r>
-              <w:rPr>
-                <w:rFonts w:ascii="Times New Roman" w:hAnsi="Times New Roman"/>
-                <w:sz w:val="18"/>
-                <w:szCs w:val="18"/>
-              </w:rPr>
-              <w:t>по</w:t>
-            </w:r>
-            <w:r>
-              <w:rPr>
-                <w:rFonts w:ascii="Times New Roman" w:hAnsi="Times New Roman"/>
-                <w:sz w:val="18"/>
-                <w:szCs w:val="18"/>
-                <w:lang w:val="en-US"/>
-              </w:rPr>
-              <w:t xml:space="preserve"> [</w:t>
-            </w:r>
-            <w:proofErr w:type="spellStart"/>
-            <w:r>
-              <w:rPr>
-                <w:rFonts w:ascii="Times New Roman" w:hAnsi="Times New Roman"/>
-                <w:sz w:val="18"/>
-                <w:szCs w:val="18"/>
-                <w:lang w:val="en-US"/>
-              </w:rPr>
-              <w:t>doc.doc_contract_end</w:t>
-            </w:r>
-            <w:proofErr w:type="spellEnd"/>
-            <w:r>
-              <w:rPr>
-                <w:rFonts w:ascii="Times New Roman" w:hAnsi="Times New Roman"/>
-                <w:sz w:val="18"/>
-                <w:szCs w:val="18"/>
-                <w:lang w:val="en-US"/>
-              </w:rPr>
-              <w:t xml:space="preserve">] </w:t>
+              <w:t xml:space="preserve"> [doc.doc_contract_end] </w:t>
             </w:r>
             <w:r>
               <w:rPr>
@@ -2214,43 +2131,15 @@
           <w:sz w:val="18"/>
           <w:szCs w:val="18"/>
         </w:rPr>
-        <w:t xml:space="preserve"> </w:t>
-      </w:r>
-      <w:proofErr w:type="spellStart"/>
+        <w:t xml:space="preserve"> г.Москвы</w:t>
+      </w:r>
       <w:r>
         <w:rPr>
           <w:rFonts w:ascii="Times New Roman" w:hAnsi="Times New Roman"/>
           <w:sz w:val="18"/>
           <w:szCs w:val="18"/>
         </w:rPr>
-        <w:t>г.Москвы</w:t>
-      </w:r>
-      <w:proofErr w:type="spellEnd"/>
-      <w:r>
-        <w:rPr>
-          <w:rFonts w:ascii="Times New Roman" w:hAnsi="Times New Roman"/>
-          <w:sz w:val="18"/>
-          <w:szCs w:val="18"/>
-        </w:rPr>
-        <w:t xml:space="preserve"> "Детская школа искусств имени </w:t>
-      </w:r>
-      <w:proofErr w:type="spellStart"/>
-      <w:r>
-        <w:rPr>
-          <w:rFonts w:ascii="Times New Roman" w:hAnsi="Times New Roman"/>
-          <w:sz w:val="18"/>
-          <w:szCs w:val="18"/>
-        </w:rPr>
-        <w:t>И.Ф.Стравинского</w:t>
-      </w:r>
-      <w:proofErr w:type="spellEnd"/>
-      <w:r>
-        <w:rPr>
-          <w:rFonts w:ascii="Times New Roman" w:hAnsi="Times New Roman"/>
-          <w:sz w:val="18"/>
-          <w:szCs w:val="18"/>
-        </w:rPr>
-        <w:t>"</w:t>
+        <w:t xml:space="preserve"> "Детская школа искусств имени И.Ф.Стравинского"</w:t>
       </w:r>
       <w:r>
         <w:rPr>
@@ -3446,7 +3335,6 @@
         </w:rPr>
         <w:t>[</w:t>
       </w:r>
-      <w:proofErr w:type="gramStart"/>
       <w:r>
         <w:rPr>
           <w:rFonts w:ascii="Times New Roman" w:hAnsi="Times New Roman"/>
@@ -3476,7 +3364,6 @@
         </w:rPr>
         <w:t>cost</w:t>
       </w:r>
-      <w:proofErr w:type="gramEnd"/>
       <w:r>
         <w:rPr>
           <w:rFonts w:ascii="Times New Roman" w:hAnsi="Times New Roman"/>
@@ -3942,8 +3829,6 @@
               </w:rPr>
               <w:t>[</w:t>
             </w:r>
-            <w:proofErr w:type="spellStart"/>
-            <w:proofErr w:type="gramStart"/>
             <w:r>
               <w:rPr>
                 <w:sz w:val="18"/>
@@ -3968,7 +3853,6 @@
               </w:rPr>
               <w:t>period</w:t>
             </w:r>
-            <w:proofErr w:type="gramEnd"/>
             <w:r>
               <w:rPr>
                 <w:sz w:val="18"/>
@@ -3985,7 +3869,6 @@
               </w:rPr>
               <w:t>block</w:t>
             </w:r>
-            <w:proofErr w:type="spellEnd"/>
             <w:r>
               <w:rPr>
                 <w:sz w:val="18"/>
@@ -3994,7 +3877,6 @@
               </w:rPr>
               <w:t>=</w:t>
             </w:r>
-            <w:proofErr w:type="spellStart"/>
             <w:r>
               <w:rPr>
                 <w:sz w:val="18"/>
@@ -4019,7 +3901,6 @@
               </w:rPr>
               <w:t>row</w:t>
             </w:r>
-            <w:proofErr w:type="spellEnd"/>
             <w:r>
               <w:rPr>
                 <w:sz w:val="18"/>
@@ -4051,8 +3932,6 @@
               </w:rPr>
               <w:t>[</w:t>
             </w:r>
-            <w:proofErr w:type="spellStart"/>
-            <w:proofErr w:type="gramStart"/>
             <w:r>
               <w:rPr>
                 <w:sz w:val="18"/>
@@ -4067,25 +3946,7 @@
                 <w:szCs w:val="18"/>
                 <w:lang w:val="en-US"/>
               </w:rPr>
-              <w:t>.cost</w:t>
-            </w:r>
-            <w:proofErr w:type="gramEnd"/>
-            <w:r>
-              <w:rPr>
-                <w:sz w:val="18"/>
-                <w:szCs w:val="18"/>
-                <w:lang w:val="en-US"/>
-              </w:rPr>
-              <w:t>_month_total_item</w:t>
-            </w:r>
-            <w:proofErr w:type="spellEnd"/>
-            <w:r>
-              <w:rPr>
-                <w:sz w:val="18"/>
-                <w:szCs w:val="18"/>
-                <w:lang w:val="en-US"/>
-              </w:rPr>
-              <w:t>]</w:t>
+              <w:t>.cost_month_total_item]</w:t>
             </w:r>
             <w:r>
               <w:rPr>
@@ -4125,7 +3986,6 @@
               </w:rPr>
               <w:t>[</w:t>
             </w:r>
-            <w:proofErr w:type="spellStart"/>
             <w:r>
               <w:rPr>
                 <w:sz w:val="18"/>
@@ -4150,7 +4010,6 @@
               </w:rPr>
               <w:t>rem</w:t>
             </w:r>
-            <w:proofErr w:type="spellEnd"/>
             <w:r>
               <w:rPr>
                 <w:sz w:val="18"/>
@@ -4210,20 +4069,22 @@
                 <w:szCs w:val="18"/>
                 <w:lang w:val="en-US"/>
               </w:rPr>
-              <w:t>[</w:t>
-            </w:r>
-            <w:proofErr w:type="spellStart"/>
-            <w:proofErr w:type="gramStart"/>
+              <w:t xml:space="preserve">[doc.cost_year_total] </w:t>
+            </w:r>
             <w:r>
               <w:rPr>
                 <w:b/>
                 <w:sz w:val="18"/>
                 <w:szCs w:val="18"/>
-                <w:lang w:val="en-US"/>
-              </w:rPr>
-              <w:t>doc.cost</w:t>
-            </w:r>
-            <w:proofErr w:type="gramEnd"/>
+              </w:rPr>
+              <w:t>рублей</w:t>
+            </w:r>
+            <w:r>
+              <w:rPr>
+                <w:lang w:val="en-US"/>
+              </w:rPr>
+              <w:t xml:space="preserve"> </w:t>
+            </w:r>
             <w:r>
               <w:rPr>
                 <w:b/>
@@ -4231,60 +4092,7 @@
                 <w:szCs w:val="18"/>
                 <w:lang w:val="en-US"/>
               </w:rPr>
-              <w:t>_year_total</w:t>
-            </w:r>
-            <w:proofErr w:type="spellEnd"/>
-            <w:r>
-              <w:rPr>
-                <w:b/>
-                <w:sz w:val="18"/>
-                <w:szCs w:val="18"/>
-                <w:lang w:val="en-US"/>
-              </w:rPr>
-              <w:t xml:space="preserve">] </w:t>
-            </w:r>
-            <w:r>
-              <w:rPr>
-                <w:b/>
-                <w:sz w:val="18"/>
-                <w:szCs w:val="18"/>
-              </w:rPr>
-              <w:t>рублей</w:t>
-            </w:r>
-            <w:r>
-              <w:rPr>
-                <w:lang w:val="en-US"/>
-              </w:rPr>
-              <w:t xml:space="preserve"> </w:t>
-            </w:r>
-            <w:r>
-              <w:rPr>
-                <w:b/>
-                <w:sz w:val="18"/>
-                <w:szCs w:val="18"/>
-                <w:lang w:val="en-US"/>
-              </w:rPr>
-              <w:t>([</w:t>
-            </w:r>
-            <w:proofErr w:type="spellStart"/>
-            <w:r>
-              <w:rPr>
-                <w:b/>
-                <w:sz w:val="18"/>
-                <w:szCs w:val="18"/>
-                <w:lang w:val="en-US"/>
-              </w:rPr>
-              <w:t>doc.cost_year_total_str</w:t>
-            </w:r>
-            <w:proofErr w:type="spellEnd"/>
-            <w:r>
-              <w:rPr>
-                <w:b/>
-                <w:sz w:val="18"/>
-                <w:szCs w:val="18"/>
-                <w:lang w:val="en-US"/>
-              </w:rPr>
-              <w:t>])</w:t>
+              <w:t>([doc.cost_year_total_str])</w:t>
             </w:r>
           </w:p>
         </w:tc>
@@ -5698,39 +5506,7 @@
                 <w:sz w:val="18"/>
                 <w:szCs w:val="18"/>
               </w:rPr>
-              <w:t xml:space="preserve">ГБУДО </w:t>
-            </w:r>
-            <w:proofErr w:type="spellStart"/>
-            <w:r>
-              <w:rPr>
-                <w:sz w:val="18"/>
-                <w:szCs w:val="18"/>
-              </w:rPr>
-              <w:t>г.Москвы</w:t>
-            </w:r>
-            <w:proofErr w:type="spellEnd"/>
-            <w:r>
-              <w:rPr>
-                <w:sz w:val="18"/>
-                <w:szCs w:val="18"/>
-              </w:rPr>
-              <w:t xml:space="preserve"> "ДШИ </w:t>
-            </w:r>
-            <w:proofErr w:type="spellStart"/>
-            <w:r>
-              <w:rPr>
-                <w:sz w:val="18"/>
-                <w:szCs w:val="18"/>
-              </w:rPr>
-              <w:t>им.И.Ф.Стравинского</w:t>
-            </w:r>
-            <w:proofErr w:type="spellEnd"/>
-            <w:r>
-              <w:rPr>
-                <w:sz w:val="18"/>
-                <w:szCs w:val="18"/>
-              </w:rPr>
-              <w:t xml:space="preserve">" </w:t>
+              <w:t xml:space="preserve">ГБУДО г.Москвы "ДШИ им.И.Ф.Стравинского" </w:t>
             </w:r>
           </w:p>
         </w:tc>
@@ -5754,25 +5530,7 @@
                 <w:szCs w:val="18"/>
                 <w:lang w:val="en-US"/>
               </w:rPr>
-              <w:t>[</w:t>
-            </w:r>
-            <w:proofErr w:type="spellStart"/>
-            <w:r>
-              <w:rPr>
-                <w:sz w:val="18"/>
-                <w:szCs w:val="18"/>
-                <w:lang w:val="en-US"/>
-              </w:rPr>
-              <w:t>doc.doc_signer</w:t>
-            </w:r>
-            <w:proofErr w:type="spellEnd"/>
-            <w:r>
-              <w:rPr>
-                <w:sz w:val="18"/>
-                <w:szCs w:val="18"/>
-                <w:lang w:val="en-US"/>
-              </w:rPr>
-              <w:t>]</w:t>
+              <w:t>[doc.doc_signer]</w:t>
             </w:r>
           </w:p>
         </w:tc>
@@ -5872,23 +5630,7 @@
                 <w:sz w:val="18"/>
                 <w:szCs w:val="18"/>
               </w:rPr>
-              <w:t xml:space="preserve">125368, Москва, </w:t>
-            </w:r>
-            <w:proofErr w:type="spellStart"/>
-            <w:r>
-              <w:rPr>
-                <w:sz w:val="18"/>
-                <w:szCs w:val="18"/>
-              </w:rPr>
-              <w:t>ул.Митинская</w:t>
-            </w:r>
-            <w:proofErr w:type="spellEnd"/>
-            <w:r>
-              <w:rPr>
-                <w:sz w:val="18"/>
-                <w:szCs w:val="18"/>
-              </w:rPr>
-              <w:t xml:space="preserve"> 47 к.1</w:t>
+              <w:t>125368, Москва, ул.Митинская 47 к.1</w:t>
             </w:r>
           </w:p>
         </w:tc>
@@ -5968,24 +5710,7 @@
                 <w:sz w:val="18"/>
                 <w:szCs w:val="18"/>
               </w:rPr>
-              <w:t>[</w:t>
-            </w:r>
-            <w:proofErr w:type="spellStart"/>
-            <w:r>
-              <w:rPr>
-                <w:sz w:val="18"/>
-                <w:szCs w:val="18"/>
-              </w:rPr>
-              <w:t>doc.inn</w:t>
-            </w:r>
-            <w:proofErr w:type="spellEnd"/>
-            <w:proofErr w:type="gramStart"/>
-            <w:r>
-              <w:rPr>
-                <w:sz w:val="18"/>
-                <w:szCs w:val="18"/>
-              </w:rPr>
-              <w:t>]</w:t>
+              <w:t>[doc.inn]</w:t>
             </w:r>
             <w:r>
               <w:rPr>
@@ -6008,7 +5733,6 @@
               </w:rPr>
               <w:t xml:space="preserve"> КПП</w:t>
             </w:r>
-            <w:proofErr w:type="gramEnd"/>
             <w:r>
               <w:rPr>
                 <w:sz w:val="18"/>
@@ -6028,23 +5752,7 @@
                 <w:sz w:val="18"/>
                 <w:szCs w:val="18"/>
               </w:rPr>
-              <w:t>[</w:t>
-            </w:r>
-            <w:proofErr w:type="spellStart"/>
-            <w:r>
-              <w:rPr>
-                <w:sz w:val="18"/>
-                <w:szCs w:val="18"/>
-              </w:rPr>
-              <w:t>doc.kpp</w:t>
-            </w:r>
-            <w:proofErr w:type="spellEnd"/>
-            <w:r>
-              <w:rPr>
-                <w:sz w:val="18"/>
-                <w:szCs w:val="18"/>
-              </w:rPr>
-              <w:t>]</w:t>
+              <w:t>[doc.kpp]</w:t>
             </w:r>
             <w:r>
               <w:rPr>
@@ -6072,23 +5780,7 @@
                 <w:sz w:val="18"/>
                 <w:szCs w:val="18"/>
               </w:rPr>
-              <w:t>[</w:t>
-            </w:r>
-            <w:proofErr w:type="spellStart"/>
-            <w:r>
-              <w:rPr>
-                <w:sz w:val="18"/>
-                <w:szCs w:val="18"/>
-              </w:rPr>
-              <w:t>doc.oktmo</w:t>
-            </w:r>
-            <w:proofErr w:type="spellEnd"/>
-            <w:r>
-              <w:rPr>
-                <w:sz w:val="18"/>
-                <w:szCs w:val="18"/>
-              </w:rPr>
-              <w:t>]</w:t>
+              <w:t>[doc.oktmo]</w:t>
             </w:r>
             <w:r>
               <w:rPr>
@@ -6163,7 +5855,6 @@
               </w:rPr>
               <w:t>[</w:t>
             </w:r>
-            <w:proofErr w:type="gramStart"/>
             <w:r>
               <w:rPr>
                 <w:sz w:val="18"/>
@@ -6187,7 +5878,6 @@
               </w:rPr>
               <w:t>recipient</w:t>
             </w:r>
-            <w:proofErr w:type="gramEnd"/>
             <w:r>
               <w:rPr>
                 <w:sz w:val="18"/>
@@ -6283,7 +5973,6 @@
               </w:rPr>
               <w:t>.</w:t>
             </w:r>
-            <w:proofErr w:type="spellStart"/>
             <w:r>
               <w:rPr>
                 <w:sz w:val="18"/>
@@ -6292,7 +5981,6 @@
               </w:rPr>
               <w:t>kbk</w:t>
             </w:r>
-            <w:proofErr w:type="spellEnd"/>
             <w:r>
               <w:rPr>
                 <w:sz w:val="18"/>
@@ -6322,7 +6010,6 @@
               </w:rPr>
               <w:t>.</w:t>
             </w:r>
-            <w:proofErr w:type="spellStart"/>
             <w:r>
               <w:rPr>
                 <w:sz w:val="18"/>
@@ -6331,7 +6018,6 @@
               </w:rPr>
               <w:t>corr</w:t>
             </w:r>
-            <w:proofErr w:type="spellEnd"/>
             <w:r>
               <w:rPr>
                 <w:sz w:val="18"/>
@@ -6442,7 +6128,6 @@
               </w:rPr>
               <w:t>.</w:t>
             </w:r>
-            <w:proofErr w:type="spellStart"/>
             <w:r>
               <w:rPr>
                 <w:sz w:val="18"/>
@@ -6451,7 +6136,6 @@
               </w:rPr>
               <w:t>bik</w:t>
             </w:r>
-            <w:proofErr w:type="spellEnd"/>
             <w:r>
               <w:rPr>
                 <w:sz w:val="18"/>
@@ -6484,23 +6168,7 @@
                 <w:sz w:val="18"/>
                 <w:szCs w:val="18"/>
               </w:rPr>
-              <w:t xml:space="preserve">Директор                                       </w:t>
-            </w:r>
-            <w:proofErr w:type="spellStart"/>
-            <w:r>
-              <w:rPr>
-                <w:sz w:val="18"/>
-                <w:szCs w:val="18"/>
-              </w:rPr>
-              <w:t>Н.М.Карташева</w:t>
-            </w:r>
-            <w:proofErr w:type="spellEnd"/>
-            <w:r>
-              <w:rPr>
-                <w:sz w:val="18"/>
-                <w:szCs w:val="18"/>
-              </w:rPr>
-              <w:t xml:space="preserve"> </w:t>
+              <w:t xml:space="preserve">Директор                                       Н.М.Карташева </w:t>
             </w:r>
           </w:p>
           <w:p>
@@ -6539,35 +6207,7 @@
                 <w:szCs w:val="18"/>
                 <w:lang w:val="en-US"/>
               </w:rPr>
-              <w:t>[</w:t>
-            </w:r>
-            <w:proofErr w:type="spellStart"/>
-            <w:proofErr w:type="gramStart"/>
-            <w:r>
-              <w:rPr>
-                <w:sz w:val="18"/>
-                <w:szCs w:val="18"/>
-                <w:lang w:val="en-US"/>
-              </w:rPr>
-              <w:t>doc.parent</w:t>
-            </w:r>
-            <w:proofErr w:type="gramEnd"/>
-            <w:r>
-              <w:rPr>
-                <w:sz w:val="18"/>
-                <w:szCs w:val="18"/>
-                <w:lang w:val="en-US"/>
-              </w:rPr>
-              <w:t>_sert_name</w:t>
-            </w:r>
-            <w:proofErr w:type="spellEnd"/>
-            <w:r>
-              <w:rPr>
-                <w:sz w:val="18"/>
-                <w:szCs w:val="18"/>
-                <w:lang w:val="en-US"/>
-              </w:rPr>
-              <w:t>]</w:t>
+              <w:t>[doc.parent_sert_name]</w:t>
             </w:r>
           </w:p>
         </w:tc>
@@ -6592,38 +6232,7 @@
                 <w:szCs w:val="18"/>
                 <w:lang w:val="en-US"/>
               </w:rPr>
-              <w:t>[</w:t>
-            </w:r>
-            <w:proofErr w:type="spellStart"/>
-            <w:proofErr w:type="gramStart"/>
-            <w:r>
-              <w:rPr>
-                <w:rFonts w:ascii="Times New Roman" w:hAnsi="Times New Roman"/>
-                <w:sz w:val="18"/>
-                <w:szCs w:val="18"/>
-                <w:lang w:val="en-US"/>
-              </w:rPr>
-              <w:t>doc.student</w:t>
-            </w:r>
-            <w:proofErr w:type="gramEnd"/>
-            <w:r>
-              <w:rPr>
-                <w:rFonts w:ascii="Times New Roman" w:hAnsi="Times New Roman"/>
-                <w:sz w:val="18"/>
-                <w:szCs w:val="18"/>
-                <w:lang w:val="en-US"/>
-              </w:rPr>
-              <w:t>_sert_name</w:t>
-            </w:r>
-            <w:proofErr w:type="spellEnd"/>
-            <w:r>
-              <w:rPr>
-                <w:rFonts w:ascii="Times New Roman" w:hAnsi="Times New Roman"/>
-                <w:sz w:val="18"/>
-                <w:szCs w:val="18"/>
-                <w:lang w:val="en-US"/>
-              </w:rPr>
-              <w:t>]</w:t>
+              <w:t>[doc.student_sert_name]</w:t>
             </w:r>
           </w:p>
         </w:tc>
@@ -6675,35 +6284,7 @@
                 <w:szCs w:val="18"/>
                 <w:lang w:val="en-US"/>
               </w:rPr>
-              <w:t xml:space="preserve"> [</w:t>
-            </w:r>
-            <w:proofErr w:type="spellStart"/>
-            <w:proofErr w:type="gramStart"/>
-            <w:r>
-              <w:rPr>
-                <w:sz w:val="18"/>
-                <w:szCs w:val="18"/>
-                <w:lang w:val="en-US"/>
-              </w:rPr>
-              <w:t>doc.parent</w:t>
-            </w:r>
-            <w:proofErr w:type="gramEnd"/>
-            <w:r>
-              <w:rPr>
-                <w:sz w:val="18"/>
-                <w:szCs w:val="18"/>
-                <w:lang w:val="en-US"/>
-              </w:rPr>
-              <w:t>_sert_series</w:t>
-            </w:r>
-            <w:proofErr w:type="spellEnd"/>
-            <w:r>
-              <w:rPr>
-                <w:sz w:val="18"/>
-                <w:szCs w:val="18"/>
-                <w:lang w:val="en-US"/>
-              </w:rPr>
-              <w:t xml:space="preserve">], </w:t>
+              <w:t xml:space="preserve"> [doc.parent_sert_series], </w:t>
             </w:r>
             <w:r>
               <w:rPr>
@@ -6718,25 +6299,7 @@
                 <w:szCs w:val="18"/>
                 <w:lang w:val="en-US"/>
               </w:rPr>
-              <w:t xml:space="preserve"> [</w:t>
-            </w:r>
-            <w:proofErr w:type="spellStart"/>
-            <w:r>
-              <w:rPr>
-                <w:sz w:val="18"/>
-                <w:szCs w:val="18"/>
-                <w:lang w:val="en-US"/>
-              </w:rPr>
-              <w:t>doc.parent_sert_num</w:t>
-            </w:r>
-            <w:proofErr w:type="spellEnd"/>
-            <w:r>
-              <w:rPr>
-                <w:sz w:val="18"/>
-                <w:szCs w:val="18"/>
-                <w:lang w:val="en-US"/>
-              </w:rPr>
-              <w:t xml:space="preserve">], </w:t>
+              <w:t xml:space="preserve"> [doc.parent_sert_num], </w:t>
             </w:r>
             <w:r>
               <w:rPr>
@@ -6751,25 +6314,7 @@
                 <w:szCs w:val="18"/>
                 <w:lang w:val="en-US"/>
               </w:rPr>
-              <w:t xml:space="preserve"> [</w:t>
-            </w:r>
-            <w:proofErr w:type="spellStart"/>
-            <w:r>
-              <w:rPr>
-                <w:sz w:val="18"/>
-                <w:szCs w:val="18"/>
-                <w:lang w:val="en-US"/>
-              </w:rPr>
-              <w:t>doc.parent_sert_organ</w:t>
-            </w:r>
-            <w:proofErr w:type="spellEnd"/>
-            <w:r>
-              <w:rPr>
-                <w:sz w:val="18"/>
-                <w:szCs w:val="18"/>
-                <w:lang w:val="en-US"/>
-              </w:rPr>
-              <w:t xml:space="preserve">], </w:t>
+              <w:t xml:space="preserve"> [doc.parent_sert_organ], </w:t>
             </w:r>
             <w:r>
               <w:rPr>
@@ -6799,25 +6344,7 @@
                 <w:szCs w:val="18"/>
                 <w:lang w:val="en-US"/>
               </w:rPr>
-              <w:t xml:space="preserve"> [</w:t>
-            </w:r>
-            <w:proofErr w:type="spellStart"/>
-            <w:r>
-              <w:rPr>
-                <w:sz w:val="18"/>
-                <w:szCs w:val="18"/>
-                <w:lang w:val="en-US"/>
-              </w:rPr>
-              <w:t>doc.parent_sert_date</w:t>
-            </w:r>
-            <w:proofErr w:type="spellEnd"/>
-            <w:r>
-              <w:rPr>
-                <w:sz w:val="18"/>
-                <w:szCs w:val="18"/>
-                <w:lang w:val="en-US"/>
-              </w:rPr>
-              <w:t>]</w:t>
+              <w:t xml:space="preserve"> [doc.parent_sert_date]</w:t>
             </w:r>
           </w:p>
         </w:tc>
@@ -6850,20 +6377,16 @@
                 <w:szCs w:val="18"/>
                 <w:lang w:val="en-US"/>
               </w:rPr>
-              <w:t xml:space="preserve"> [</w:t>
-            </w:r>
-            <w:proofErr w:type="spellStart"/>
-            <w:proofErr w:type="gramStart"/>
+              <w:t xml:space="preserve"> [doc.student_sert_series], </w:t>
+            </w:r>
             <w:r>
               <w:rPr>
                 <w:rFonts w:ascii="Times New Roman" w:hAnsi="Times New Roman"/>
                 <w:sz w:val="18"/>
                 <w:szCs w:val="18"/>
-                <w:lang w:val="en-US"/>
-              </w:rPr>
-              <w:t>doc.student</w:t>
-            </w:r>
-            <w:proofErr w:type="gramEnd"/>
+              </w:rPr>
+              <w:t>номер</w:t>
+            </w:r>
             <w:r>
               <w:rPr>
                 <w:rFonts w:ascii="Times New Roman" w:hAnsi="Times New Roman"/>
@@ -6871,36 +6394,33 @@
                 <w:szCs w:val="18"/>
                 <w:lang w:val="en-US"/>
               </w:rPr>
-              <w:t>_sert_series</w:t>
-            </w:r>
-            <w:proofErr w:type="spellEnd"/>
+              <w:t xml:space="preserve"> [doc.student_sert_num], </w:t>
+            </w:r>
             <w:r>
               <w:rPr>
                 <w:rFonts w:ascii="Times New Roman" w:hAnsi="Times New Roman"/>
                 <w:sz w:val="18"/>
                 <w:szCs w:val="18"/>
-                <w:lang w:val="en-US"/>
-              </w:rPr>
-              <w:t xml:space="preserve">], </w:t>
+              </w:rPr>
+              <w:t>выдан</w:t>
             </w:r>
             <w:r>
               <w:rPr>
                 <w:rFonts w:ascii="Times New Roman" w:hAnsi="Times New Roman"/>
                 <w:sz w:val="18"/>
                 <w:szCs w:val="18"/>
-              </w:rPr>
-              <w:t>номер</w:t>
+                <w:lang w:val="en-US"/>
+              </w:rPr>
+              <w:t xml:space="preserve"> [doc.student_sert_organ], </w:t>
             </w:r>
             <w:r>
               <w:rPr>
                 <w:rFonts w:ascii="Times New Roman" w:hAnsi="Times New Roman"/>
                 <w:sz w:val="18"/>
                 <w:szCs w:val="18"/>
-                <w:lang w:val="en-US"/>
-              </w:rPr>
-              <w:t xml:space="preserve"> [</w:t>
-            </w:r>
-            <w:proofErr w:type="spellStart"/>
+              </w:rPr>
+              <w:t>дата</w:t>
+            </w:r>
             <w:r>
               <w:rPr>
                 <w:rFonts w:ascii="Times New Roman" w:hAnsi="Times New Roman"/>
@@ -6908,108 +6428,24 @@
                 <w:szCs w:val="18"/>
                 <w:lang w:val="en-US"/>
               </w:rPr>
-              <w:t>doc.student_sert_num</w:t>
-            </w:r>
-            <w:proofErr w:type="spellEnd"/>
+              <w:t xml:space="preserve"> </w:t>
+            </w:r>
             <w:r>
               <w:rPr>
                 <w:rFonts w:ascii="Times New Roman" w:hAnsi="Times New Roman"/>
                 <w:sz w:val="18"/>
                 <w:szCs w:val="18"/>
-                <w:lang w:val="en-US"/>
-              </w:rPr>
-              <w:t xml:space="preserve">], </w:t>
+              </w:rPr>
+              <w:t>выдачи</w:t>
             </w:r>
             <w:r>
               <w:rPr>
                 <w:rFonts w:ascii="Times New Roman" w:hAnsi="Times New Roman"/>
                 <w:sz w:val="18"/>
                 <w:szCs w:val="18"/>
-              </w:rPr>
-              <w:t>выдан</w:t>
-            </w:r>
-            <w:r>
-              <w:rPr>
-                <w:rFonts w:ascii="Times New Roman" w:hAnsi="Times New Roman"/>
-                <w:sz w:val="18"/>
-                <w:szCs w:val="18"/>
-                <w:lang w:val="en-US"/>
-              </w:rPr>
-              <w:t xml:space="preserve"> [</w:t>
-            </w:r>
-            <w:proofErr w:type="spellStart"/>
-            <w:r>
-              <w:rPr>
-                <w:rFonts w:ascii="Times New Roman" w:hAnsi="Times New Roman"/>
-                <w:sz w:val="18"/>
-                <w:szCs w:val="18"/>
-                <w:lang w:val="en-US"/>
-              </w:rPr>
-              <w:t>doc.student_sert_organ</w:t>
-            </w:r>
-            <w:proofErr w:type="spellEnd"/>
-            <w:r>
-              <w:rPr>
-                <w:rFonts w:ascii="Times New Roman" w:hAnsi="Times New Roman"/>
-                <w:sz w:val="18"/>
-                <w:szCs w:val="18"/>
-                <w:lang w:val="en-US"/>
-              </w:rPr>
-              <w:t xml:space="preserve">], </w:t>
-            </w:r>
-            <w:r>
-              <w:rPr>
-                <w:rFonts w:ascii="Times New Roman" w:hAnsi="Times New Roman"/>
-                <w:sz w:val="18"/>
-                <w:szCs w:val="18"/>
-              </w:rPr>
-              <w:t>дата</w:t>
-            </w:r>
-            <w:r>
-              <w:rPr>
-                <w:rFonts w:ascii="Times New Roman" w:hAnsi="Times New Roman"/>
-                <w:sz w:val="18"/>
-                <w:szCs w:val="18"/>
-                <w:lang w:val="en-US"/>
-              </w:rPr>
-              <w:t xml:space="preserve"> </w:t>
-            </w:r>
-            <w:r>
-              <w:rPr>
-                <w:rFonts w:ascii="Times New Roman" w:hAnsi="Times New Roman"/>
-                <w:sz w:val="18"/>
-                <w:szCs w:val="18"/>
-              </w:rPr>
-              <w:t>выдачи</w:t>
-            </w:r>
-            <w:r>
-              <w:rPr>
-                <w:rFonts w:ascii="Times New Roman" w:hAnsi="Times New Roman"/>
-                <w:sz w:val="18"/>
-                <w:szCs w:val="18"/>
-                <w:lang w:val="en-US"/>
-              </w:rPr>
-              <w:t xml:space="preserve"> [</w:t>
-            </w:r>
-            <w:proofErr w:type="spellStart"/>
-            <w:r>
-              <w:rPr>
-                <w:rFonts w:ascii="Times New Roman" w:hAnsi="Times New Roman"/>
-                <w:sz w:val="18"/>
-                <w:szCs w:val="18"/>
-                <w:lang w:val="en-US"/>
-              </w:rPr>
-              <w:t>doc.student_sert_date</w:t>
-            </w:r>
-            <w:proofErr w:type="spellEnd"/>
-            <w:r>
-              <w:rPr>
-                <w:rFonts w:ascii="Times New Roman" w:hAnsi="Times New Roman"/>
-                <w:sz w:val="18"/>
-                <w:szCs w:val="18"/>
-                <w:lang w:val="en-US"/>
-              </w:rPr>
-              <w:t>]</w:t>
+                <w:lang w:val="en-US"/>
+              </w:rPr>
+              <w:t xml:space="preserve"> [doc.student_sert_date]</w:t>
             </w:r>
           </w:p>
         </w:tc>
@@ -7110,35 +6546,7 @@
                 <w:szCs w:val="18"/>
                 <w:lang w:val="en-US"/>
               </w:rPr>
-              <w:t>[</w:t>
-            </w:r>
-            <w:proofErr w:type="spellStart"/>
-            <w:proofErr w:type="gramStart"/>
-            <w:r>
-              <w:rPr>
-                <w:sz w:val="18"/>
-                <w:szCs w:val="18"/>
-                <w:lang w:val="en-US"/>
-              </w:rPr>
-              <w:t>doc.parent</w:t>
-            </w:r>
-            <w:proofErr w:type="gramEnd"/>
-            <w:r>
-              <w:rPr>
-                <w:sz w:val="18"/>
-                <w:szCs w:val="18"/>
-                <w:lang w:val="en-US"/>
-              </w:rPr>
-              <w:t>_address</w:t>
-            </w:r>
-            <w:proofErr w:type="spellEnd"/>
-            <w:r>
-              <w:rPr>
-                <w:sz w:val="18"/>
-                <w:szCs w:val="18"/>
-                <w:lang w:val="en-US"/>
-              </w:rPr>
-              <w:t xml:space="preserve">] </w:t>
+              <w:t xml:space="preserve">[doc.parent_address] </w:t>
             </w:r>
           </w:p>
         </w:tc>
@@ -7161,35 +6569,7 @@
                 <w:szCs w:val="18"/>
                 <w:lang w:val="en-US"/>
               </w:rPr>
-              <w:t>[</w:t>
-            </w:r>
-            <w:proofErr w:type="spellStart"/>
-            <w:proofErr w:type="gramStart"/>
-            <w:r>
-              <w:rPr>
-                <w:sz w:val="18"/>
-                <w:szCs w:val="18"/>
-                <w:lang w:val="en-US"/>
-              </w:rPr>
-              <w:t>doc.student</w:t>
-            </w:r>
-            <w:proofErr w:type="gramEnd"/>
-            <w:r>
-              <w:rPr>
-                <w:sz w:val="18"/>
-                <w:szCs w:val="18"/>
-                <w:lang w:val="en-US"/>
-              </w:rPr>
-              <w:t>_address</w:t>
-            </w:r>
-            <w:proofErr w:type="spellEnd"/>
-            <w:r>
-              <w:rPr>
-                <w:sz w:val="18"/>
-                <w:szCs w:val="18"/>
-                <w:lang w:val="en-US"/>
-              </w:rPr>
-              <w:t xml:space="preserve">] </w:t>
+              <w:t xml:space="preserve">[doc.student_address] </w:t>
             </w:r>
           </w:p>
         </w:tc>
@@ -7230,35 +6610,7 @@
                 <w:szCs w:val="18"/>
                 <w:lang w:val="en-US"/>
               </w:rPr>
-              <w:t>[</w:t>
-            </w:r>
-            <w:proofErr w:type="spellStart"/>
-            <w:proofErr w:type="gramStart"/>
-            <w:r>
-              <w:rPr>
-                <w:sz w:val="18"/>
-                <w:szCs w:val="18"/>
-                <w:lang w:val="en-US"/>
-              </w:rPr>
-              <w:t>doc.parent</w:t>
-            </w:r>
-            <w:proofErr w:type="gramEnd"/>
-            <w:r>
-              <w:rPr>
-                <w:sz w:val="18"/>
-                <w:szCs w:val="18"/>
-                <w:lang w:val="en-US"/>
-              </w:rPr>
-              <w:t>_phone</w:t>
-            </w:r>
-            <w:proofErr w:type="spellEnd"/>
-            <w:r>
-              <w:rPr>
-                <w:sz w:val="18"/>
-                <w:szCs w:val="18"/>
-                <w:lang w:val="en-US"/>
-              </w:rPr>
-              <w:t>]</w:t>
+              <w:t>[doc.parent_phone]</w:t>
             </w:r>
           </w:p>
         </w:tc>
@@ -7281,35 +6633,7 @@
                 <w:szCs w:val="18"/>
                 <w:lang w:val="en-US"/>
               </w:rPr>
-              <w:t>[</w:t>
-            </w:r>
-            <w:proofErr w:type="spellStart"/>
-            <w:proofErr w:type="gramStart"/>
-            <w:r>
-              <w:rPr>
-                <w:sz w:val="18"/>
-                <w:szCs w:val="18"/>
-                <w:lang w:val="en-US"/>
-              </w:rPr>
-              <w:t>doc.student</w:t>
-            </w:r>
-            <w:proofErr w:type="gramEnd"/>
-            <w:r>
-              <w:rPr>
-                <w:sz w:val="18"/>
-                <w:szCs w:val="18"/>
-                <w:lang w:val="en-US"/>
-              </w:rPr>
-              <w:t>_phone</w:t>
-            </w:r>
-            <w:proofErr w:type="spellEnd"/>
-            <w:r>
-              <w:rPr>
-                <w:sz w:val="18"/>
-                <w:szCs w:val="18"/>
-                <w:lang w:val="en-US"/>
-              </w:rPr>
-              <w:t>]</w:t>
+              <w:t>[doc.student_phone]</w:t>
             </w:r>
           </w:p>
         </w:tc>
@@ -7727,23 +7051,7 @@
                 <w:sz w:val="18"/>
                 <w:szCs w:val="18"/>
               </w:rPr>
-              <w:t xml:space="preserve">Количество учебных часов в </w:t>
-            </w:r>
-            <w:proofErr w:type="gramStart"/>
-            <w:r>
-              <w:rPr>
-                <w:sz w:val="18"/>
-                <w:szCs w:val="18"/>
-              </w:rPr>
-              <w:t>год  (</w:t>
-            </w:r>
-            <w:proofErr w:type="gramEnd"/>
-            <w:r>
-              <w:rPr>
-                <w:sz w:val="18"/>
-                <w:szCs w:val="18"/>
-              </w:rPr>
-              <w:t>1 учебный час 45 минут)</w:t>
+              <w:t>Количество учебных часов в год  (1 учебный час 45 минут)</w:t>
             </w:r>
           </w:p>
         </w:tc>
@@ -7854,35 +7162,7 @@
                 <w:szCs w:val="18"/>
                 <w:lang w:val="en-US"/>
               </w:rPr>
-              <w:t>[</w:t>
-            </w:r>
-            <w:proofErr w:type="spellStart"/>
-            <w:proofErr w:type="gramStart"/>
-            <w:r>
-              <w:rPr>
-                <w:sz w:val="18"/>
-                <w:szCs w:val="18"/>
-                <w:lang w:val="en-US"/>
-              </w:rPr>
-              <w:t>doc.programm</w:t>
-            </w:r>
-            <w:proofErr w:type="gramEnd"/>
-            <w:r>
-              <w:rPr>
-                <w:sz w:val="18"/>
-                <w:szCs w:val="18"/>
-                <w:lang w:val="en-US"/>
-              </w:rPr>
-              <w:t>_name</w:t>
-            </w:r>
-            <w:proofErr w:type="spellEnd"/>
-            <w:r>
-              <w:rPr>
-                <w:sz w:val="18"/>
-                <w:szCs w:val="18"/>
-                <w:lang w:val="en-US"/>
-              </w:rPr>
-              <w:t>]</w:t>
+              <w:t>[doc.programm_name]</w:t>
             </w:r>
             <w:r>
               <w:rPr>
@@ -7898,43 +7178,7 @@
                 <w:szCs w:val="18"/>
                 <w:lang w:val="en-US"/>
               </w:rPr>
-              <w:t xml:space="preserve"> [</w:t>
-            </w:r>
-            <w:proofErr w:type="spellStart"/>
-            <w:r>
-              <w:rPr>
-                <w:sz w:val="18"/>
-                <w:szCs w:val="18"/>
-                <w:lang w:val="en-US"/>
-              </w:rPr>
-              <w:t>doc.term_mastering</w:t>
-            </w:r>
-            <w:proofErr w:type="spellEnd"/>
-            <w:r>
-              <w:rPr>
-                <w:sz w:val="18"/>
-                <w:szCs w:val="18"/>
-                <w:lang w:val="en-US"/>
-              </w:rPr>
-              <w:t>], [</w:t>
-            </w:r>
-            <w:proofErr w:type="spellStart"/>
-            <w:r>
-              <w:rPr>
-                <w:sz w:val="18"/>
-                <w:szCs w:val="18"/>
-                <w:lang w:val="en-US"/>
-              </w:rPr>
-              <w:t>doc.course</w:t>
-            </w:r>
-            <w:proofErr w:type="spellEnd"/>
-            <w:r>
-              <w:rPr>
-                <w:sz w:val="18"/>
-                <w:szCs w:val="18"/>
-                <w:lang w:val="en-US"/>
-              </w:rPr>
-              <w:t>]</w:t>
+              <w:t xml:space="preserve"> [doc.term_mastering], [doc.course]</w:t>
             </w:r>
             <w:r>
               <w:rPr>
@@ -7974,8 +7218,6 @@
               </w:rPr>
               <w:t>[</w:t>
             </w:r>
-            <w:proofErr w:type="spellStart"/>
-            <w:proofErr w:type="gramStart"/>
             <w:r>
               <w:rPr>
                 <w:sz w:val="18"/>
@@ -8000,41 +7242,13 @@
               </w:rPr>
               <w:t>item</w:t>
             </w:r>
-            <w:proofErr w:type="gramEnd"/>
-            <w:r>
-              <w:rPr>
-                <w:sz w:val="18"/>
-                <w:szCs w:val="18"/>
-                <w:lang w:val="en-US"/>
-              </w:rPr>
-              <w:t>;block</w:t>
-            </w:r>
-            <w:proofErr w:type="spellEnd"/>
-            <w:r>
-              <w:rPr>
-                <w:sz w:val="18"/>
-                <w:szCs w:val="18"/>
-                <w:lang w:val="en-US"/>
-              </w:rPr>
-              <w:t>=</w:t>
-            </w:r>
-            <w:proofErr w:type="spellStart"/>
-            <w:r>
-              <w:rPr>
-                <w:sz w:val="18"/>
-                <w:szCs w:val="18"/>
-                <w:lang w:val="en-US"/>
-              </w:rPr>
-              <w:t>tbs:row</w:t>
-            </w:r>
-            <w:proofErr w:type="spellEnd"/>
-            <w:r>
-              <w:rPr>
-                <w:sz w:val="18"/>
-                <w:szCs w:val="18"/>
-                <w:lang w:val="en-US"/>
-              </w:rPr>
-              <w:t>]</w:t>
+            <w:r>
+              <w:rPr>
+                <w:sz w:val="18"/>
+                <w:szCs w:val="18"/>
+                <w:lang w:val="en-US"/>
+              </w:rPr>
+              <w:t>;block=tbs:row]</w:t>
             </w:r>
             <w:r>
               <w:rPr>
@@ -8065,53 +7279,7 @@
                 <w:szCs w:val="18"/>
                 <w:lang w:val="en-US"/>
               </w:rPr>
-              <w:t>[</w:t>
-            </w:r>
-            <w:proofErr w:type="spellStart"/>
-            <w:proofErr w:type="gramStart"/>
-            <w:r>
-              <w:rPr>
-                <w:sz w:val="18"/>
-                <w:szCs w:val="18"/>
-                <w:lang w:val="en-US"/>
-              </w:rPr>
-              <w:t>dep.subject</w:t>
-            </w:r>
-            <w:proofErr w:type="gramEnd"/>
-            <w:r>
-              <w:rPr>
-                <w:sz w:val="18"/>
-                <w:szCs w:val="18"/>
-                <w:lang w:val="en-US"/>
-              </w:rPr>
-              <w:t>_cat_name</w:t>
-            </w:r>
-            <w:proofErr w:type="spellEnd"/>
-            <w:r>
-              <w:rPr>
-                <w:sz w:val="18"/>
-                <w:szCs w:val="18"/>
-                <w:lang w:val="en-US"/>
-              </w:rPr>
-              <w:t>] [</w:t>
-            </w:r>
-            <w:proofErr w:type="spellStart"/>
-            <w:r>
-              <w:rPr>
-                <w:sz w:val="18"/>
-                <w:szCs w:val="18"/>
-                <w:lang w:val="en-US"/>
-              </w:rPr>
-              <w:t>dep.subject_name</w:t>
-            </w:r>
-            <w:proofErr w:type="spellEnd"/>
-            <w:r>
-              <w:rPr>
-                <w:sz w:val="18"/>
-                <w:szCs w:val="18"/>
-                <w:lang w:val="en-US"/>
-              </w:rPr>
-              <w:t>]</w:t>
+              <w:t>[dep.subject_cat_name] [dep.subject_name]</w:t>
             </w:r>
           </w:p>
         </w:tc>
@@ -8134,35 +7302,7 @@
                 <w:szCs w:val="18"/>
                 <w:lang w:val="en-US"/>
               </w:rPr>
-              <w:t>[</w:t>
-            </w:r>
-            <w:proofErr w:type="spellStart"/>
-            <w:proofErr w:type="gramStart"/>
-            <w:r>
-              <w:rPr>
-                <w:sz w:val="18"/>
-                <w:szCs w:val="18"/>
-                <w:lang w:val="en-US"/>
-              </w:rPr>
-              <w:t>dep.subject</w:t>
-            </w:r>
-            <w:proofErr w:type="gramEnd"/>
-            <w:r>
-              <w:rPr>
-                <w:sz w:val="18"/>
-                <w:szCs w:val="18"/>
-                <w:lang w:val="en-US"/>
-              </w:rPr>
-              <w:t>_vid_name</w:t>
-            </w:r>
-            <w:proofErr w:type="spellEnd"/>
-            <w:r>
-              <w:rPr>
-                <w:sz w:val="18"/>
-                <w:szCs w:val="18"/>
-                <w:lang w:val="en-US"/>
-              </w:rPr>
-              <w:t>]</w:t>
+              <w:t>[dep.subject_vid_name]</w:t>
             </w:r>
           </w:p>
         </w:tc>
@@ -8186,35 +7326,7 @@
                 <w:szCs w:val="18"/>
                 <w:lang w:val="en-US"/>
               </w:rPr>
-              <w:t>[</w:t>
-            </w:r>
-            <w:proofErr w:type="spellStart"/>
-            <w:proofErr w:type="gramStart"/>
-            <w:r>
-              <w:rPr>
-                <w:sz w:val="18"/>
-                <w:szCs w:val="18"/>
-                <w:lang w:val="en-US"/>
-              </w:rPr>
-              <w:t>dep.year</w:t>
-            </w:r>
-            <w:proofErr w:type="gramEnd"/>
-            <w:r>
-              <w:rPr>
-                <w:sz w:val="18"/>
-                <w:szCs w:val="18"/>
-                <w:lang w:val="en-US"/>
-              </w:rPr>
-              <w:t>_time</w:t>
-            </w:r>
-            <w:proofErr w:type="spellEnd"/>
-            <w:r>
-              <w:rPr>
-                <w:sz w:val="18"/>
-                <w:szCs w:val="18"/>
-                <w:lang w:val="en-US"/>
-              </w:rPr>
-              <w:t>]</w:t>
+              <w:t>[dep.year_time]</w:t>
             </w:r>
           </w:p>
         </w:tc>
@@ -8238,25 +7350,7 @@
                 <w:szCs w:val="18"/>
                 <w:lang w:val="en-US"/>
               </w:rPr>
-              <w:t xml:space="preserve">[dep. </w:t>
-            </w:r>
-            <w:proofErr w:type="spellStart"/>
-            <w:r>
-              <w:rPr>
-                <w:sz w:val="18"/>
-                <w:szCs w:val="18"/>
-                <w:lang w:val="en-US"/>
-              </w:rPr>
-              <w:t>cost_year_summ</w:t>
-            </w:r>
-            <w:proofErr w:type="spellEnd"/>
-            <w:r>
-              <w:rPr>
-                <w:sz w:val="18"/>
-                <w:szCs w:val="18"/>
-                <w:lang w:val="en-US"/>
-              </w:rPr>
-              <w:t>]</w:t>
+              <w:t>[dep. cost_year_summ]</w:t>
             </w:r>
           </w:p>
         </w:tc>
@@ -8280,35 +7374,7 @@
                 <w:szCs w:val="18"/>
                 <w:lang w:val="en-US"/>
               </w:rPr>
-              <w:t>[</w:t>
-            </w:r>
-            <w:proofErr w:type="spellStart"/>
-            <w:proofErr w:type="gramStart"/>
-            <w:r>
-              <w:rPr>
-                <w:sz w:val="18"/>
-                <w:szCs w:val="18"/>
-                <w:lang w:val="en-US"/>
-              </w:rPr>
-              <w:t>dep.cost</w:t>
-            </w:r>
-            <w:proofErr w:type="gramEnd"/>
-            <w:r>
-              <w:rPr>
-                <w:sz w:val="18"/>
-                <w:szCs w:val="18"/>
-                <w:lang w:val="en-US"/>
-              </w:rPr>
-              <w:t>_month_summ</w:t>
-            </w:r>
-            <w:proofErr w:type="spellEnd"/>
-            <w:r>
-              <w:rPr>
-                <w:sz w:val="18"/>
-                <w:szCs w:val="18"/>
-                <w:lang w:val="en-US"/>
-              </w:rPr>
-              <w:t>]</w:t>
+              <w:t>[dep.cost_month_summ]</w:t>
             </w:r>
           </w:p>
         </w:tc>
@@ -8395,8 +7461,6 @@
               </w:rPr>
               <w:t>[</w:t>
             </w:r>
-            <w:proofErr w:type="spellStart"/>
-            <w:proofErr w:type="gramStart"/>
             <w:r>
               <w:rPr>
                 <w:b/>
@@ -8404,19 +7468,8 @@
                 <w:szCs w:val="18"/>
                 <w:lang w:val="en-US"/>
               </w:rPr>
-              <w:t>doc.year</w:t>
-            </w:r>
-            <w:proofErr w:type="gramEnd"/>
-            <w:r>
-              <w:rPr>
-                <w:b/>
-                <w:sz w:val="18"/>
-                <w:szCs w:val="18"/>
-                <w:lang w:val="en-US"/>
-              </w:rPr>
-              <w:t>_time_total</w:t>
-            </w:r>
-            <w:proofErr w:type="spellEnd"/>
+              <w:t>doc.year_time_total</w:t>
+            </w:r>
             <w:r>
               <w:rPr>
                 <w:b/>
@@ -8449,38 +7502,7 @@
                 <w:szCs w:val="18"/>
                 <w:lang w:val="en-US"/>
               </w:rPr>
-              <w:t>[</w:t>
-            </w:r>
-            <w:proofErr w:type="spellStart"/>
-            <w:proofErr w:type="gramStart"/>
-            <w:r>
-              <w:rPr>
-                <w:b/>
-                <w:sz w:val="18"/>
-                <w:szCs w:val="18"/>
-                <w:lang w:val="en-US"/>
-              </w:rPr>
-              <w:t>doc.cost</w:t>
-            </w:r>
-            <w:proofErr w:type="gramEnd"/>
-            <w:r>
-              <w:rPr>
-                <w:b/>
-                <w:sz w:val="18"/>
-                <w:szCs w:val="18"/>
-                <w:lang w:val="en-US"/>
-              </w:rPr>
-              <w:t>_year_total</w:t>
-            </w:r>
-            <w:proofErr w:type="spellEnd"/>
-            <w:r>
-              <w:rPr>
-                <w:b/>
-                <w:sz w:val="18"/>
-                <w:szCs w:val="18"/>
-                <w:lang w:val="en-US"/>
-              </w:rPr>
-              <w:t>]</w:t>
+              <w:t>[doc.cost_year_total]</w:t>
             </w:r>
           </w:p>
         </w:tc>
@@ -8505,10 +7527,8 @@
                 <w:szCs w:val="18"/>
                 <w:lang w:val="en-US"/>
               </w:rPr>
-              <w:t>[</w:t>
-            </w:r>
-            <w:proofErr w:type="spellStart"/>
-            <w:proofErr w:type="gramStart"/>
+              <w:t>[doc.cost_</w:t>
+            </w:r>
             <w:r>
               <w:rPr>
                 <w:b/>
@@ -8516,9 +7536,8 @@
                 <w:szCs w:val="18"/>
                 <w:lang w:val="en-US"/>
               </w:rPr>
-              <w:t>doc.cost</w:t>
-            </w:r>
-            <w:proofErr w:type="gramEnd"/>
+              <w:t>month</w:t>
+            </w:r>
             <w:r>
               <w:rPr>
                 <w:b/>
@@ -8526,35 +7545,7 @@
                 <w:szCs w:val="18"/>
                 <w:lang w:val="en-US"/>
               </w:rPr>
-              <w:t>_</w:t>
-            </w:r>
-            <w:r>
-              <w:rPr>
-                <w:b/>
-                <w:sz w:val="18"/>
-                <w:szCs w:val="18"/>
-                <w:lang w:val="en-US"/>
-              </w:rPr>
-              <w:t>month</w:t>
-            </w:r>
-            <w:r>
-              <w:rPr>
-                <w:b/>
-                <w:sz w:val="18"/>
-                <w:szCs w:val="18"/>
-                <w:lang w:val="en-US"/>
-              </w:rPr>
-              <w:t>_total</w:t>
-            </w:r>
-            <w:proofErr w:type="spellEnd"/>
-            <w:r>
-              <w:rPr>
-                <w:b/>
-                <w:sz w:val="18"/>
-                <w:szCs w:val="18"/>
-                <w:lang w:val="en-US"/>
-              </w:rPr>
-              <w:t>]</w:t>
+              <w:t>_total]</w:t>
             </w:r>
           </w:p>
         </w:tc>
@@ -8610,39 +7601,7 @@
           <w:sz w:val="18"/>
           <w:szCs w:val="18"/>
         </w:rPr>
-        <w:t xml:space="preserve">С правилами внутреннего распорядка для учащихся Школы и их родителей (законных представителей), Уставом ГБУДО </w:t>
-      </w:r>
-      <w:proofErr w:type="spellStart"/>
-      <w:r>
-        <w:rPr>
-          <w:sz w:val="18"/>
-          <w:szCs w:val="18"/>
-        </w:rPr>
-        <w:t>г.Москвы</w:t>
-      </w:r>
-      <w:proofErr w:type="spellEnd"/>
-      <w:r>
-        <w:rPr>
-          <w:sz w:val="18"/>
-          <w:szCs w:val="18"/>
-        </w:rPr>
-        <w:t xml:space="preserve"> "ДШИ </w:t>
-      </w:r>
-      <w:proofErr w:type="spellStart"/>
-      <w:r>
-        <w:rPr>
-          <w:sz w:val="18"/>
-          <w:szCs w:val="18"/>
-        </w:rPr>
-        <w:t>им.И.Ф.Стравинского</w:t>
-      </w:r>
-      <w:proofErr w:type="spellEnd"/>
-      <w:r>
-        <w:rPr>
-          <w:sz w:val="18"/>
-          <w:szCs w:val="18"/>
-        </w:rPr>
-        <w:t xml:space="preserve">", лицензией, Положением </w:t>
+        <w:t xml:space="preserve">С правилами внутреннего распорядка для учащихся Школы и их родителей (законных представителей), Уставом ГБУДО г.Москвы "ДШИ им.И.Ф.Стравинского", лицензией, Положением </w:t>
       </w:r>
       <w:r>
         <w:rPr>
@@ -8690,17 +7649,8 @@
           <w:sz w:val="18"/>
           <w:szCs w:val="18"/>
         </w:rPr>
-        <w:t>_____</w:t>
-      </w:r>
-      <w:proofErr w:type="spellStart"/>
-      <w:r>
-        <w:rPr>
-          <w:sz w:val="18"/>
-          <w:szCs w:val="18"/>
-        </w:rPr>
-        <w:t>Н.М.Карташева</w:t>
-      </w:r>
-      <w:proofErr w:type="spellEnd"/>
+        <w:t>_____Н.М.Карташева</w:t>
+      </w:r>
       <w:r>
         <w:rPr>
           <w:sz w:val="18"/>
@@ -8761,7 +7711,6 @@
         </w:rPr>
         <w:t>_</w:t>
       </w:r>
-      <w:proofErr w:type="spellStart"/>
       <w:r>
         <w:rPr>
           <w:sz w:val="18"/>
@@ -8770,7 +7719,6 @@
         </w:rPr>
         <w:t>iof</w:t>
       </w:r>
-      <w:proofErr w:type="spellEnd"/>
       <w:r>
         <w:rPr>
           <w:sz w:val="18"/>
